--- a/eng/docx/010.content.docx
+++ b/eng/docx/010.content.docx
@@ -223,18 +223,12 @@
         </w:rPr>
         <w:t>:</w:t>
       </w:r>
-      <w:hyperlink r:id="rId13">
-        <w:r>
-          <w:rPr>
-            <w:lang w:val="en_US" w:bidi="en_US"/>
-          </w:rPr>
-          <w:rPr>
-            <w:color w:val="0000EE"/>
-            <w:u w:val="single"/>
-          </w:rPr>
-          <w:t>Ezr 4:21</w:t>
-        </w:r>
-      </w:hyperlink>
+      <w:r>
+        <w:rPr>
+          <w:lang w:val="en_US" w:bidi="en_US"/>
+        </w:rPr>
+        <w:t>Ezr 4:21</w:t>
+      </w:r>
       <w:r>
         <w:rPr>
           <w:lang w:val="en_US" w:bidi="en_US"/>
@@ -278,18 +272,12 @@
         </w:rPr>
         <w:t xml:space="preserve">: </w:t>
       </w:r>
-      <w:hyperlink r:id="rId14">
-        <w:r>
-          <w:rPr>
-            <w:lang w:val="en_US" w:bidi="en_US"/>
-          </w:rPr>
-          <w:rPr>
-            <w:color w:val="0000EE"/>
-            <w:u w:val="single"/>
-          </w:rPr>
-          <w:t>Dn 3:10</w:t>
-        </w:r>
-      </w:hyperlink>
+      <w:r>
+        <w:rPr>
+          <w:lang w:val="en_US" w:bidi="en_US"/>
+        </w:rPr>
+        <w:t>Dn 3:10</w:t>
+      </w:r>
       <w:r>
         <w:rPr>
           <w:lang w:val="en_US" w:bidi="en_US"/>
@@ -308,36 +296,24 @@
         </w:rPr>
         <w:t xml:space="preserve">: </w:t>
       </w:r>
-      <w:hyperlink r:id="rId15">
-        <w:r>
-          <w:rPr>
-            <w:lang w:val="en_US" w:bidi="en_US"/>
-          </w:rPr>
-          <w:rPr>
-            <w:color w:val="0000EE"/>
-            <w:u w:val="single"/>
-          </w:rPr>
-          <w:t>5:2</w:t>
-        </w:r>
-      </w:hyperlink>
+      <w:r>
+        <w:rPr>
+          <w:lang w:val="en_US" w:bidi="en_US"/>
+        </w:rPr>
+        <w:t>5:2</w:t>
+      </w:r>
       <w:r>
         <w:rPr>
           <w:lang w:val="en_US" w:bidi="en_US"/>
         </w:rPr>
         <w:t xml:space="preserve">, </w:t>
       </w:r>
-      <w:hyperlink r:id="rId16">
-        <w:r>
-          <w:rPr>
-            <w:lang w:val="en_US" w:bidi="en_US"/>
-          </w:rPr>
-          <w:rPr>
-            <w:color w:val="0000EE"/>
-            <w:u w:val="single"/>
-          </w:rPr>
-          <w:t>Ezr 6:14</w:t>
-        </w:r>
-      </w:hyperlink>
+      <w:r>
+        <w:rPr>
+          <w:lang w:val="en_US" w:bidi="en_US"/>
+        </w:rPr>
+        <w:t>Ezr 6:14</w:t>
+      </w:r>
       <w:r>
         <w:rPr>
           <w:lang w:val="en_US" w:bidi="en_US"/>
@@ -406,36 +382,24 @@
         </w:rPr>
         <w:t xml:space="preserve"> 40) </w:t>
       </w:r>
-      <w:hyperlink r:id="rId16">
-        <w:r>
-          <w:rPr>
-            <w:lang w:val="en_US" w:bidi="en_US"/>
-          </w:rPr>
-          <w:rPr>
-            <w:color w:val="0000EE"/>
-            <w:u w:val="single"/>
-          </w:rPr>
-          <w:t>Ezr 6:14</w:t>
-        </w:r>
-      </w:hyperlink>
+      <w:r>
+        <w:rPr>
+          <w:lang w:val="en_US" w:bidi="en_US"/>
+        </w:rPr>
+        <w:t>Ezr 6:14</w:t>
+      </w:r>
       <w:r>
         <w:rPr>
           <w:lang w:val="en_US" w:bidi="en_US"/>
         </w:rPr>
         <w:t xml:space="preserve">, </w:t>
       </w:r>
-      <w:hyperlink r:id="rId17">
-        <w:r>
-          <w:rPr>
-            <w:lang w:val="en_US" w:bidi="en_US"/>
-          </w:rPr>
-          <w:rPr>
-            <w:color w:val="0000EE"/>
-            <w:u w:val="single"/>
-          </w:rPr>
-          <w:t>7:23</w:t>
-        </w:r>
-      </w:hyperlink>
+      <w:r>
+        <w:rPr>
+          <w:lang w:val="en_US" w:bidi="en_US"/>
+        </w:rPr>
+        <w:t>7:23</w:t>
+      </w:r>
       <w:r>
         <w:rPr>
           <w:lang w:val="en_US" w:bidi="en_US"/>
@@ -454,18 +418,12 @@
         </w:rPr>
         <w:t xml:space="preserve"> </w:t>
       </w:r>
-      <w:hyperlink r:id="rId13">
-        <w:r>
-          <w:rPr>
-            <w:lang w:val="en_US" w:bidi="en_US"/>
-          </w:rPr>
-          <w:rPr>
-            <w:color w:val="0000EE"/>
-            <w:u w:val="single"/>
-          </w:rPr>
-          <w:t>4:21</w:t>
-        </w:r>
-      </w:hyperlink>
+      <w:r>
+        <w:rPr>
+          <w:lang w:val="en_US" w:bidi="en_US"/>
+        </w:rPr>
+        <w:t>4:21</w:t>
+      </w:r>
       <w:r>
         <w:rPr>
           <w:lang w:val="en_US" w:bidi="en_US"/>
@@ -485,18 +443,12 @@
         </w:rPr>
         <w:t xml:space="preserve"> </w:t>
       </w:r>
-      <w:hyperlink r:id="rId15">
-        <w:r>
-          <w:rPr>
-            <w:lang w:val="en_US" w:bidi="en_US"/>
-          </w:rPr>
-          <w:rPr>
-            <w:color w:val="0000EE"/>
-            <w:u w:val="single"/>
-          </w:rPr>
-          <w:t>Dn 5:2</w:t>
-        </w:r>
-      </w:hyperlink>
+      <w:r>
+        <w:rPr>
+          <w:lang w:val="en_US" w:bidi="en_US"/>
+        </w:rPr>
+        <w:t>Dn 5:2</w:t>
+      </w:r>
       <w:r>
         <w:rPr>
           <w:lang w:val="en_US" w:bidi="en_US"/>
@@ -554,48 +506,30 @@
         </w:rPr>
         <w:t xml:space="preserve">: </w:t>
       </w:r>
-      <w:hyperlink r:id="rId18">
-        <w:r>
-          <w:rPr>
-            <w:lang w:val="en_US" w:bidi="en_US"/>
-          </w:rPr>
-          <w:rPr>
-            <w:color w:val="0000EE"/>
-            <w:u w:val="single"/>
-          </w:rPr>
-          <w:t>Dn 2:14</w:t>
-        </w:r>
-      </w:hyperlink>
+      <w:r>
+        <w:rPr>
+          <w:lang w:val="en_US" w:bidi="en_US"/>
+        </w:rPr>
+        <w:t>Dn 2:14</w:t>
+      </w:r>
       <w:r>
         <w:rPr>
           <w:lang w:val="en_US" w:bidi="en_US"/>
         </w:rPr>
         <w:t xml:space="preserve"> (</w:t>
       </w:r>
-      <w:hyperlink r:id="rId19">
-        <w:r>
-          <w:rPr>
-            <w:lang w:val="en_US" w:bidi="en_US"/>
-          </w:rPr>
-          <w:rPr>
-            <w:color w:val="0000EE"/>
-            <w:u w:val="single"/>
-          </w:rPr>
-          <w:t>Pr</w:t>
-        </w:r>
-      </w:hyperlink>
-      <w:hyperlink r:id="rId19">
-        <w:r>
-          <w:rPr>
-            <w:lang w:val="en_US" w:bidi="en_US"/>
-          </w:rPr>
-          <w:rPr>
-            <w:color w:val="0000EE"/>
-            <w:u w:val="single"/>
-          </w:rPr>
-          <w:t xml:space="preserve"> 26:16</w:t>
-        </w:r>
-      </w:hyperlink>
+      <w:r>
+        <w:rPr>
+          <w:lang w:val="en_US" w:bidi="en_US"/>
+        </w:rPr>
+        <w:t>Pr</w:t>
+      </w:r>
+      <w:r>
+        <w:rPr>
+          <w:lang w:val="en_US" w:bidi="en_US"/>
+        </w:rPr>
+        <w:t xml:space="preserve"> 26:16</w:t>
+      </w:r>
       <w:r>
         <w:rPr>
           <w:lang w:val="en_US" w:bidi="en_US"/>
@@ -638,66 +572,42 @@
         </w:rPr>
         <w:t xml:space="preserve">: </w:t>
       </w:r>
-      <w:hyperlink r:id="rId20">
-        <w:r>
-          <w:rPr>
-            <w:lang w:val="en_US" w:bidi="en_US"/>
-          </w:rPr>
-          <w:rPr>
-            <w:color w:val="0000EE"/>
-            <w:u w:val="single"/>
-          </w:rPr>
-          <w:t>Dn 3:12</w:t>
-        </w:r>
-      </w:hyperlink>
+      <w:r>
+        <w:rPr>
+          <w:lang w:val="en_US" w:bidi="en_US"/>
+        </w:rPr>
+        <w:t>Dn 3:12</w:t>
+      </w:r>
       <w:r>
         <w:rPr>
           <w:lang w:val="en_US" w:bidi="en_US"/>
         </w:rPr>
         <w:t xml:space="preserve">, </w:t>
       </w:r>
-      <w:hyperlink r:id="rId21">
-        <w:r>
-          <w:rPr>
-            <w:lang w:val="en_US" w:bidi="en_US"/>
-          </w:rPr>
-          <w:rPr>
-            <w:color w:val="0000EE"/>
-            <w:u w:val="single"/>
-          </w:rPr>
-          <w:t>6:14</w:t>
-        </w:r>
-      </w:hyperlink>
+      <w:r>
+        <w:rPr>
+          <w:lang w:val="en_US" w:bidi="en_US"/>
+        </w:rPr>
+        <w:t>6:14</w:t>
+      </w:r>
       <w:r>
         <w:rPr>
           <w:lang w:val="en_US" w:bidi="en_US"/>
         </w:rPr>
         <w:t xml:space="preserve"> (</w:t>
       </w:r>
-      <w:hyperlink r:id="rId19">
-        <w:r>
-          <w:rPr>
-            <w:lang w:val="en_US" w:bidi="en_US"/>
-          </w:rPr>
-          <w:rPr>
-            <w:color w:val="0000EE"/>
-            <w:u w:val="single"/>
-          </w:rPr>
-          <w:t>Pr</w:t>
-        </w:r>
-      </w:hyperlink>
-      <w:hyperlink r:id="rId19">
-        <w:r>
-          <w:rPr>
-            <w:lang w:val="en_US" w:bidi="en_US"/>
-          </w:rPr>
-          <w:rPr>
-            <w:color w:val="0000EE"/>
-            <w:u w:val="single"/>
-          </w:rPr>
-          <w:t xml:space="preserve"> 26:16</w:t>
-        </w:r>
-      </w:hyperlink>
+      <w:r>
+        <w:rPr>
+          <w:lang w:val="en_US" w:bidi="en_US"/>
+        </w:rPr>
+        <w:t>Pr</w:t>
+      </w:r>
+      <w:r>
+        <w:rPr>
+          <w:lang w:val="en_US" w:bidi="en_US"/>
+        </w:rPr>
+        <w:t xml:space="preserve"> 26:16</w:t>
+      </w:r>
       <w:r>
         <w:rPr>
           <w:lang w:val="en_US" w:bidi="en_US"/>
@@ -740,36 +650,24 @@
         </w:rPr>
         <w:t xml:space="preserve">: </w:t>
       </w:r>
-      <w:hyperlink r:id="rId20">
-        <w:r>
-          <w:rPr>
-            <w:lang w:val="en_US" w:bidi="en_US"/>
-          </w:rPr>
-          <w:rPr>
-            <w:color w:val="0000EE"/>
-            <w:u w:val="single"/>
-          </w:rPr>
-          <w:t>Dn 3:12</w:t>
-        </w:r>
-      </w:hyperlink>
+      <w:r>
+        <w:rPr>
+          <w:lang w:val="en_US" w:bidi="en_US"/>
+        </w:rPr>
+        <w:t>Dn 3:12</w:t>
+      </w:r>
       <w:r>
         <w:rPr>
           <w:lang w:val="en_US" w:bidi="en_US"/>
         </w:rPr>
         <w:t xml:space="preserve">, </w:t>
       </w:r>
-      <w:hyperlink r:id="rId21">
-        <w:r>
-          <w:rPr>
-            <w:lang w:val="en_US" w:bidi="en_US"/>
-          </w:rPr>
-          <w:rPr>
-            <w:color w:val="0000EE"/>
-            <w:u w:val="single"/>
-          </w:rPr>
-          <w:t>6:14</w:t>
-        </w:r>
-      </w:hyperlink>
+      <w:r>
+        <w:rPr>
+          <w:lang w:val="en_US" w:bidi="en_US"/>
+        </w:rPr>
+        <w:t>6:14</w:t>
+      </w:r>
       <w:r>
         <w:rPr>
           <w:lang w:val="en_US" w:bidi="en_US"/>
@@ -851,18 +749,12 @@
         </w:rPr>
         <w:t xml:space="preserve"> </w:t>
       </w:r>
-      <w:hyperlink r:id="rId22">
-        <w:r>
-          <w:rPr>
-            <w:lang w:val="en_US" w:bidi="en_US"/>
-          </w:rPr>
-          <w:rPr>
-            <w:color w:val="0000EE"/>
-            <w:u w:val="single"/>
-          </w:rPr>
-          <w:t>Ezr 5:5</w:t>
-        </w:r>
-      </w:hyperlink>
+      <w:r>
+        <w:rPr>
+          <w:lang w:val="en_US" w:bidi="en_US"/>
+        </w:rPr>
+        <w:t>Ezr 5:5</w:t>
+      </w:r>
       <w:r>
         <w:rPr>
           <w:lang w:val="en_US" w:bidi="en_US"/>
@@ -881,18 +773,12 @@
         </w:rPr>
         <w:t xml:space="preserve"> </w:t>
       </w:r>
-      <w:hyperlink r:id="rId23">
-        <w:r>
-          <w:rPr>
-            <w:lang w:val="en_US" w:bidi="en_US"/>
-          </w:rPr>
-          <w:rPr>
-            <w:color w:val="0000EE"/>
-            <w:u w:val="single"/>
-          </w:rPr>
-          <w:t>Dn 6:3</w:t>
-        </w:r>
-      </w:hyperlink>
+      <w:r>
+        <w:rPr>
+          <w:lang w:val="en_US" w:bidi="en_US"/>
+        </w:rPr>
+        <w:t>Dn 6:3</w:t>
+      </w:r>
       <w:r>
         <w:rPr>
           <w:lang w:val="en_US" w:bidi="en_US"/>
@@ -925,54 +811,36 @@
         </w:rPr>
         <w:t xml:space="preserve"> of God </w:t>
       </w:r>
-      <w:hyperlink r:id="rId16">
-        <w:r>
-          <w:rPr>
-            <w:lang w:val="en_US" w:bidi="en_US"/>
-          </w:rPr>
-          <w:rPr>
-            <w:color w:val="0000EE"/>
-            <w:u w:val="single"/>
-          </w:rPr>
-          <w:t>Ezr 6:14</w:t>
-        </w:r>
-      </w:hyperlink>
+      <w:r>
+        <w:rPr>
+          <w:lang w:val="en_US" w:bidi="en_US"/>
+        </w:rPr>
+        <w:t>Ezr 6:14</w:t>
+      </w:r>
       <w:r>
         <w:rPr>
           <w:lang w:val="en_US" w:bidi="en_US"/>
         </w:rPr>
         <w:t xml:space="preserve">, </w:t>
       </w:r>
-      <w:hyperlink r:id="rId17">
-        <w:r>
-          <w:rPr>
-            <w:lang w:val="en_US" w:bidi="en_US"/>
-          </w:rPr>
-          <w:rPr>
-            <w:color w:val="0000EE"/>
-            <w:u w:val="single"/>
-          </w:rPr>
-          <w:t>7:23</w:t>
-        </w:r>
-      </w:hyperlink>
+      <w:r>
+        <w:rPr>
+          <w:lang w:val="en_US" w:bidi="en_US"/>
+        </w:rPr>
+        <w:t>7:23</w:t>
+      </w:r>
       <w:r>
         <w:rPr>
           <w:lang w:val="en_US" w:bidi="en_US"/>
         </w:rPr>
         <w:t xml:space="preserve">, of king </w:t>
       </w:r>
-      <w:hyperlink r:id="rId16">
-        <w:r>
-          <w:rPr>
-            <w:lang w:val="en_US" w:bidi="en_US"/>
-          </w:rPr>
-          <w:rPr>
-            <w:color w:val="0000EE"/>
-            <w:u w:val="single"/>
-          </w:rPr>
-          <w:t>6:14</w:t>
-        </w:r>
-      </w:hyperlink>
+      <w:r>
+        <w:rPr>
+          <w:lang w:val="en_US" w:bidi="en_US"/>
+        </w:rPr>
+        <w:t>6:14</w:t>
+      </w:r>
       <w:r>
         <w:rPr>
           <w:lang w:val="en_US" w:bidi="en_US"/>
@@ -1004,72 +872,48 @@
         </w:rPr>
         <w:t xml:space="preserve"> </w:t>
       </w:r>
-      <w:hyperlink r:id="rId14">
-        <w:r>
-          <w:rPr>
-            <w:lang w:val="en_US" w:bidi="en_US"/>
-          </w:rPr>
-          <w:rPr>
-            <w:color w:val="0000EE"/>
-            <w:u w:val="single"/>
-          </w:rPr>
-          <w:t>Dn 3:10</w:t>
-        </w:r>
-      </w:hyperlink>
+      <w:r>
+        <w:rPr>
+          <w:lang w:val="en_US" w:bidi="en_US"/>
+        </w:rPr>
+        <w:t>Dn 3:10</w:t>
+      </w:r>
       <w:r>
         <w:rPr>
           <w:lang w:val="en_US" w:bidi="en_US"/>
         </w:rPr>
         <w:t xml:space="preserve"> + 3 t., </w:t>
       </w:r>
-      <w:hyperlink r:id="rId24">
-        <w:r>
-          <w:rPr>
-            <w:lang w:val="en_US" w:bidi="en_US"/>
-          </w:rPr>
-          <w:rPr>
-            <w:color w:val="0000EE"/>
-            <w:u w:val="single"/>
-          </w:rPr>
-          <w:t>Ezr 4:19</w:t>
-        </w:r>
-      </w:hyperlink>
+      <w:r>
+        <w:rPr>
+          <w:lang w:val="en_US" w:bidi="en_US"/>
+        </w:rPr>
+        <w:t>Ezr 4:19</w:t>
+      </w:r>
       <w:r>
         <w:rPr>
           <w:lang w:val="en_US" w:bidi="en_US"/>
         </w:rPr>
         <w:t xml:space="preserve">, </w:t>
       </w:r>
-      <w:hyperlink r:id="rId13">
-        <w:r>
-          <w:rPr>
-            <w:lang w:val="en_US" w:bidi="en_US"/>
-          </w:rPr>
-          <w:rPr>
-            <w:color w:val="0000EE"/>
-            <w:u w:val="single"/>
-          </w:rPr>
-          <w:t>4:21</w:t>
-        </w:r>
-      </w:hyperlink>
+      <w:r>
+        <w:rPr>
+          <w:lang w:val="en_US" w:bidi="en_US"/>
+        </w:rPr>
+        <w:t>4:21</w:t>
+      </w:r>
       <w:r>
         <w:rPr>
           <w:lang w:val="en_US" w:bidi="en_US"/>
         </w:rPr>
         <w:t xml:space="preserve">, </w:t>
       </w:r>
-      <w:hyperlink r:id="rId13">
-        <w:r>
-          <w:rPr>
-            <w:lang w:val="en_US" w:bidi="en_US"/>
-          </w:rPr>
-          <w:rPr>
-            <w:color w:val="0000EE"/>
-            <w:u w:val="single"/>
-          </w:rPr>
-          <w:t>4:21</w:t>
-        </w:r>
-      </w:hyperlink>
+      <w:r>
+        <w:rPr>
+          <w:lang w:val="en_US" w:bidi="en_US"/>
+        </w:rPr>
+        <w:t>4:21</w:t>
+      </w:r>
       <w:r>
         <w:rPr>
           <w:lang w:val="en_US" w:bidi="en_US"/>
@@ -1101,54 +945,36 @@
         </w:rPr>
         <w:t xml:space="preserve"> </w:t>
       </w:r>
-      <w:hyperlink r:id="rId25">
-        <w:r>
-          <w:rPr>
-            <w:lang w:val="en_US" w:bidi="en_US"/>
-          </w:rPr>
-          <w:rPr>
-            <w:color w:val="0000EE"/>
-            <w:u w:val="single"/>
-          </w:rPr>
-          <w:t>Ezr 4:8</w:t>
-        </w:r>
-      </w:hyperlink>
+      <w:r>
+        <w:rPr>
+          <w:lang w:val="en_US" w:bidi="en_US"/>
+        </w:rPr>
+        <w:t>Ezr 4:8</w:t>
+      </w:r>
       <w:r>
         <w:rPr>
           <w:lang w:val="en_US" w:bidi="en_US"/>
         </w:rPr>
         <w:t xml:space="preserve">, </w:t>
       </w:r>
-      <w:hyperlink r:id="rId26">
-        <w:r>
-          <w:rPr>
-            <w:lang w:val="en_US" w:bidi="en_US"/>
-          </w:rPr>
-          <w:rPr>
-            <w:color w:val="0000EE"/>
-            <w:u w:val="single"/>
-          </w:rPr>
-          <w:t>4:9</w:t>
-        </w:r>
-      </w:hyperlink>
+      <w:r>
+        <w:rPr>
+          <w:lang w:val="en_US" w:bidi="en_US"/>
+        </w:rPr>
+        <w:t>4:9</w:t>
+      </w:r>
       <w:r>
         <w:rPr>
           <w:lang w:val="en_US" w:bidi="en_US"/>
         </w:rPr>
         <w:t xml:space="preserve">, </w:t>
       </w:r>
-      <w:hyperlink r:id="rId27">
-        <w:r>
-          <w:rPr>
-            <w:lang w:val="en_US" w:bidi="en_US"/>
-          </w:rPr>
-          <w:rPr>
-            <w:color w:val="0000EE"/>
-            <w:u w:val="single"/>
-          </w:rPr>
-          <w:t>4:17</w:t>
-        </w:r>
-      </w:hyperlink>
+      <w:r>
+        <w:rPr>
+          <w:lang w:val="en_US" w:bidi="en_US"/>
+        </w:rPr>
+        <w:t>4:17</w:t>
+      </w:r>
       <w:r>
         <w:rPr>
           <w:lang w:val="en_US" w:bidi="en_US"/>
@@ -1290,18 +1116,12 @@
         </w:rPr>
         <w:t xml:space="preserve"> </w:t>
       </w:r>
-      <w:hyperlink r:id="rId28">
-        <w:r>
-          <w:rPr>
-            <w:lang w:val="en_US" w:bidi="en_US"/>
-          </w:rPr>
-          <w:rPr>
-            <w:color w:val="0000EE"/>
-            <w:u w:val="single"/>
-          </w:rPr>
-          <w:t>Dn 4:30</w:t>
-        </w:r>
-      </w:hyperlink>
+      <w:r>
+        <w:rPr>
+          <w:lang w:val="en_US" w:bidi="en_US"/>
+        </w:rPr>
+        <w:t>Dn 4:30</w:t>
+      </w:r>
       <w:r>
         <w:rPr>
           <w:lang w:val="en_US" w:bidi="en_US"/>
@@ -1352,18 +1172,12 @@
         </w:rPr>
         <w:t xml:space="preserve">)) </w:t>
       </w:r>
-      <w:hyperlink r:id="rId29">
-        <w:r>
-          <w:rPr>
-            <w:lang w:val="en_US" w:bidi="en_US"/>
-          </w:rPr>
-          <w:rPr>
-            <w:color w:val="0000EE"/>
-            <w:u w:val="single"/>
-          </w:rPr>
-          <w:t>7:19</w:t>
-        </w:r>
-      </w:hyperlink>
+      <w:r>
+        <w:rPr>
+          <w:lang w:val="en_US" w:bidi="en_US"/>
+        </w:rPr>
+        <w:t>7:19</w:t>
+      </w:r>
       <w:r>
         <w:rPr>
           <w:lang w:val="en_US" w:bidi="en_US"/>
@@ -1530,18 +1344,12 @@
         </w:rPr>
         <w:t xml:space="preserve"> </w:t>
       </w:r>
-      <w:hyperlink r:id="rId30">
-        <w:r>
-          <w:rPr>
-            <w:lang w:val="en_US" w:bidi="en_US"/>
-          </w:rPr>
-          <w:rPr>
-            <w:color w:val="0000EE"/>
-            <w:u w:val="single"/>
-          </w:rPr>
-          <w:t>Dn 2:41</w:t>
-        </w:r>
-      </w:hyperlink>
+      <w:r>
+        <w:rPr>
+          <w:lang w:val="en_US" w:bidi="en_US"/>
+        </w:rPr>
+        <w:t>Dn 2:41</w:t>
+      </w:r>
       <w:r>
         <w:rPr>
           <w:lang w:val="en_US" w:bidi="en_US"/>
@@ -1636,18 +1444,12 @@
         </w:rPr>
         <w:t xml:space="preserve">: </w:t>
       </w:r>
-      <w:hyperlink r:id="rId31">
-        <w:r>
-          <w:rPr>
-            <w:lang w:val="en_US" w:bidi="en_US"/>
-          </w:rPr>
-          <w:rPr>
-            <w:color w:val="0000EE"/>
-            <w:u w:val="single"/>
-          </w:rPr>
-          <w:t>Dn 7:25</w:t>
-        </w:r>
-      </w:hyperlink>
+      <w:r>
+        <w:rPr>
+          <w:lang w:val="en_US" w:bidi="en_US"/>
+        </w:rPr>
+        <w:t>Dn 7:25</w:t>
+      </w:r>
       <w:r>
         <w:rPr>
           <w:lang w:val="en_US" w:bidi="en_US"/>
@@ -1729,18 +1531,12 @@
         </w:rPr>
         <w:t xml:space="preserve"> </w:t>
       </w:r>
-      <w:hyperlink r:id="rId32">
-        <w:r>
-          <w:rPr>
-            <w:lang w:val="en_US" w:bidi="en_US"/>
-          </w:rPr>
-          <w:rPr>
-            <w:color w:val="0000EE"/>
-            <w:u w:val="single"/>
-          </w:rPr>
-          <w:t>Ezr 6:18</w:t>
-        </w:r>
-      </w:hyperlink>
+      <w:r>
+        <w:rPr>
+          <w:lang w:val="en_US" w:bidi="en_US"/>
+        </w:rPr>
+        <w:t>Ezr 6:18</w:t>
+      </w:r>
       <w:r>
         <w:rPr>
           <w:lang w:val="en_US" w:bidi="en_US"/>
@@ -2100,54 +1896,36 @@
         </w:rPr>
         <w:t xml:space="preserve"> </w:t>
       </w:r>
-      <w:hyperlink r:id="rId33">
-        <w:r>
-          <w:rPr>
-            <w:lang w:val="en_US" w:bidi="en_US"/>
-          </w:rPr>
-          <w:rPr>
-            <w:color w:val="0000EE"/>
-            <w:u w:val="single"/>
-          </w:rPr>
-          <w:t>Dn 3:28</w:t>
-        </w:r>
-      </w:hyperlink>
+      <w:r>
+        <w:rPr>
+          <w:lang w:val="en_US" w:bidi="en_US"/>
+        </w:rPr>
+        <w:t>Dn 3:28</w:t>
+      </w:r>
       <w:r>
         <w:rPr>
           <w:lang w:val="en_US" w:bidi="en_US"/>
         </w:rPr>
         <w:t xml:space="preserve">, </w:t>
       </w:r>
-      <w:hyperlink r:id="rId34">
-        <w:r>
-          <w:rPr>
-            <w:lang w:val="en_US" w:bidi="en_US"/>
-          </w:rPr>
-          <w:rPr>
-            <w:color w:val="0000EE"/>
-            <w:u w:val="single"/>
-          </w:rPr>
-          <w:t>7:14</w:t>
-        </w:r>
-      </w:hyperlink>
+      <w:r>
+        <w:rPr>
+          <w:lang w:val="en_US" w:bidi="en_US"/>
+        </w:rPr>
+        <w:t>7:14</w:t>
+      </w:r>
       <w:r>
         <w:rPr>
           <w:lang w:val="en_US" w:bidi="en_US"/>
         </w:rPr>
         <w:t xml:space="preserve">, </w:t>
       </w:r>
-      <w:hyperlink r:id="rId35">
-        <w:r>
-          <w:rPr>
-            <w:lang w:val="en_US" w:bidi="en_US"/>
-          </w:rPr>
-          <w:rPr>
-            <w:color w:val="0000EE"/>
-            <w:u w:val="single"/>
-          </w:rPr>
-          <w:t>7:27</w:t>
-        </w:r>
-      </w:hyperlink>
+      <w:r>
+        <w:rPr>
+          <w:lang w:val="en_US" w:bidi="en_US"/>
+        </w:rPr>
+        <w:t>7:27</w:t>
+      </w:r>
       <w:r>
         <w:rPr>
           <w:lang w:val="en_US" w:bidi="en_US"/>
@@ -2179,36 +1957,24 @@
         </w:rPr>
         <w:t xml:space="preserve"> </w:t>
       </w:r>
-      <w:hyperlink r:id="rId36">
-        <w:r>
-          <w:rPr>
-            <w:lang w:val="en_US" w:bidi="en_US"/>
-          </w:rPr>
-          <w:rPr>
-            <w:color w:val="0000EE"/>
-            <w:u w:val="single"/>
-          </w:rPr>
-          <w:t>6:17</w:t>
-        </w:r>
-      </w:hyperlink>
+      <w:r>
+        <w:rPr>
+          <w:lang w:val="en_US" w:bidi="en_US"/>
+        </w:rPr>
+        <w:t>6:17</w:t>
+      </w:r>
       <w:r>
         <w:rPr>
           <w:lang w:val="en_US" w:bidi="en_US"/>
         </w:rPr>
         <w:t xml:space="preserve">, </w:t>
       </w:r>
-      <w:hyperlink r:id="rId37">
-        <w:r>
-          <w:rPr>
-            <w:lang w:val="en_US" w:bidi="en_US"/>
-          </w:rPr>
-          <w:rPr>
-            <w:color w:val="0000EE"/>
-            <w:u w:val="single"/>
-          </w:rPr>
-          <w:t>6:21</w:t>
-        </w:r>
-      </w:hyperlink>
+      <w:r>
+        <w:rPr>
+          <w:lang w:val="en_US" w:bidi="en_US"/>
+        </w:rPr>
+        <w:t>6:21</w:t>
+      </w:r>
       <w:r>
         <w:rPr>
           <w:lang w:val="en_US" w:bidi="en_US"/>
@@ -2239,72 +2005,48 @@
         </w:rPr>
         <w:t xml:space="preserve"> </w:t>
       </w:r>
-      <w:hyperlink r:id="rId20">
-        <w:r>
-          <w:rPr>
-            <w:lang w:val="en_US" w:bidi="en_US"/>
-          </w:rPr>
-          <w:rPr>
-            <w:color w:val="0000EE"/>
-            <w:u w:val="single"/>
-          </w:rPr>
-          <w:t>3:12</w:t>
-        </w:r>
-      </w:hyperlink>
+      <w:r>
+        <w:rPr>
+          <w:lang w:val="en_US" w:bidi="en_US"/>
+        </w:rPr>
+        <w:t>3:12</w:t>
+      </w:r>
       <w:r>
         <w:rPr>
           <w:lang w:val="en_US" w:bidi="en_US"/>
         </w:rPr>
         <w:t xml:space="preserve">, </w:t>
       </w:r>
-      <w:hyperlink r:id="rId38">
-        <w:r>
-          <w:rPr>
-            <w:lang w:val="en_US" w:bidi="en_US"/>
-          </w:rPr>
-          <w:rPr>
-            <w:color w:val="0000EE"/>
-            <w:u w:val="single"/>
-          </w:rPr>
-          <w:t>3:14</w:t>
-        </w:r>
-      </w:hyperlink>
+      <w:r>
+        <w:rPr>
+          <w:lang w:val="en_US" w:bidi="en_US"/>
+        </w:rPr>
+        <w:t>3:14</w:t>
+      </w:r>
       <w:r>
         <w:rPr>
           <w:lang w:val="en_US" w:bidi="en_US"/>
         </w:rPr>
         <w:t xml:space="preserve">, </w:t>
       </w:r>
-      <w:hyperlink r:id="rId39">
-        <w:r>
-          <w:rPr>
-            <w:lang w:val="en_US" w:bidi="en_US"/>
-          </w:rPr>
-          <w:rPr>
-            <w:color w:val="0000EE"/>
-            <w:u w:val="single"/>
-          </w:rPr>
-          <w:t>3:18</w:t>
-        </w:r>
-      </w:hyperlink>
+      <w:r>
+        <w:rPr>
+          <w:lang w:val="en_US" w:bidi="en_US"/>
+        </w:rPr>
+        <w:t>3:18</w:t>
+      </w:r>
       <w:r>
         <w:rPr>
           <w:lang w:val="en_US" w:bidi="en_US"/>
         </w:rPr>
         <w:t>, and (acc. dei) v:</w:t>
       </w:r>
-      <w:hyperlink r:id="rId40">
-        <w:r>
-          <w:rPr>
-            <w:lang w:val="en_US" w:bidi="en_US"/>
-          </w:rPr>
-          <w:rPr>
-            <w:color w:val="0000EE"/>
-            <w:u w:val="single"/>
-          </w:rPr>
-          <w:t>17</w:t>
-        </w:r>
-      </w:hyperlink>
+      <w:r>
+        <w:rPr>
+          <w:lang w:val="en_US" w:bidi="en_US"/>
+        </w:rPr>
+        <w:t>17</w:t>
+      </w:r>
       <w:r>
         <w:rPr>
           <w:lang w:val="en_US" w:bidi="en_US"/>
@@ -2348,18 +2090,12 @@
         </w:rPr>
         <w:t xml:space="preserve"> </w:t>
       </w:r>
-      <w:hyperlink r:id="rId41">
-        <w:r>
-          <w:rPr>
-            <w:lang w:val="en_US" w:bidi="en_US"/>
-          </w:rPr>
-          <w:rPr>
-            <w:color w:val="0000EE"/>
-            <w:u w:val="single"/>
-          </w:rPr>
-          <w:t>Ezr 7:24</w:t>
-        </w:r>
-      </w:hyperlink>
+      <w:r>
+        <w:rPr>
+          <w:lang w:val="en_US" w:bidi="en_US"/>
+        </w:rPr>
+        <w:t>Ezr 7:24</w:t>
+      </w:r>
       <w:r>
         <w:rPr>
           <w:lang w:val="en_US" w:bidi="en_US"/>
@@ -2478,18 +2214,12 @@
         </w:rPr>
         <w:t xml:space="preserve"> </w:t>
       </w:r>
-      <w:hyperlink r:id="rId42">
-        <w:r>
-          <w:rPr>
-            <w:lang w:val="en_US" w:bidi="en_US"/>
-          </w:rPr>
-          <w:rPr>
-            <w:color w:val="0000EE"/>
-            <w:u w:val="single"/>
-          </w:rPr>
-          <w:t>Ezr 7:19</w:t>
-        </w:r>
-      </w:hyperlink>
+      <w:r>
+        <w:rPr>
+          <w:lang w:val="en_US" w:bidi="en_US"/>
+        </w:rPr>
+        <w:t>Ezr 7:19</w:t>
+      </w:r>
       <w:r>
         <w:rPr>
           <w:lang w:val="en_US" w:bidi="en_US"/>
@@ -2559,18 +2289,12 @@
         </w:rPr>
         <w:t>:</w:t>
       </w:r>
-      <w:hyperlink r:id="rId43">
-        <w:r>
-          <w:rPr>
-            <w:lang w:val="en_US" w:bidi="en_US"/>
-          </w:rPr>
-          <w:rPr>
-            <w:color w:val="0000EE"/>
-            <w:u w:val="single"/>
-          </w:rPr>
-          <w:t>Dn 7:8</w:t>
-        </w:r>
-      </w:hyperlink>
+      <w:r>
+        <w:rPr>
+          <w:lang w:val="en_US" w:bidi="en_US"/>
+        </w:rPr>
+        <w:t>Dn 7:8</w:t>
+      </w:r>
       <w:r>
         <w:rPr>
           <w:lang w:val="en_US" w:bidi="en_US"/>
@@ -2639,54 +2363,36 @@
         </w:rPr>
         <w:t xml:space="preserve">: abs. </w:t>
       </w:r>
-      <w:hyperlink r:id="rId43">
-        <w:r>
-          <w:rPr>
-            <w:lang w:val="en_US" w:bidi="en_US"/>
-          </w:rPr>
-          <w:rPr>
-            <w:color w:val="0000EE"/>
-            <w:u w:val="single"/>
-          </w:rPr>
-          <w:t>Dn 7:8</w:t>
-        </w:r>
-      </w:hyperlink>
+      <w:r>
+        <w:rPr>
+          <w:lang w:val="en_US" w:bidi="en_US"/>
+        </w:rPr>
+        <w:t>Dn 7:8</w:t>
+      </w:r>
       <w:r>
         <w:rPr>
           <w:lang w:val="en_US" w:bidi="en_US"/>
         </w:rPr>
         <w:t xml:space="preserve">, </w:t>
       </w:r>
-      <w:hyperlink r:id="rId44">
-        <w:r>
-          <w:rPr>
-            <w:lang w:val="en_US" w:bidi="en_US"/>
-          </w:rPr>
-          <w:rPr>
-            <w:color w:val="0000EE"/>
-            <w:u w:val="single"/>
-          </w:rPr>
-          <w:t>7:20</w:t>
-        </w:r>
-      </w:hyperlink>
+      <w:r>
+        <w:rPr>
+          <w:lang w:val="en_US" w:bidi="en_US"/>
+        </w:rPr>
+        <w:t>7:20</w:t>
+      </w:r>
       <w:r>
         <w:rPr>
           <w:lang w:val="en_US" w:bidi="en_US"/>
         </w:rPr>
         <w:t xml:space="preserve">, cstr. </w:t>
       </w:r>
-      <w:hyperlink r:id="rId45">
-        <w:r>
-          <w:rPr>
-            <w:lang w:val="en_US" w:bidi="en_US"/>
-          </w:rPr>
-          <w:rPr>
-            <w:color w:val="0000EE"/>
-            <w:u w:val="single"/>
-          </w:rPr>
-          <w:t>4:28</w:t>
-        </w:r>
-      </w:hyperlink>
+      <w:r>
+        <w:rPr>
+          <w:lang w:val="en_US" w:bidi="en_US"/>
+        </w:rPr>
+        <w:t>4:28</w:t>
+      </w:r>
       <w:r>
         <w:rPr>
           <w:lang w:val="en_US" w:bidi="en_US"/>
@@ -2786,18 +2492,12 @@
         </w:rPr>
         <w:t xml:space="preserve"> xii (1887), 633 f.) </w:t>
       </w:r>
-      <w:hyperlink r:id="rId46">
-        <w:r>
-          <w:rPr>
-            <w:lang w:val="en_US" w:bidi="en_US"/>
-          </w:rPr>
-          <w:rPr>
-            <w:color w:val="0000EE"/>
-            <w:u w:val="single"/>
-          </w:rPr>
-          <w:t>7:5</w:t>
-        </w:r>
-      </w:hyperlink>
+      <w:r>
+        <w:rPr>
+          <w:lang w:val="en_US" w:bidi="en_US"/>
+        </w:rPr>
+        <w:t>7:5</w:t>
+      </w:r>
       <w:r>
         <w:rPr>
           <w:lang w:val="en_US" w:bidi="en_US"/>
@@ -2817,90 +2517,60 @@
         </w:rPr>
         <w:t xml:space="preserve"> of king </w:t>
       </w:r>
-      <w:hyperlink r:id="rId45">
-        <w:r>
-          <w:rPr>
-            <w:lang w:val="en_US" w:bidi="en_US"/>
-          </w:rPr>
-          <w:rPr>
-            <w:color w:val="0000EE"/>
-            <w:u w:val="single"/>
-          </w:rPr>
-          <w:t>Dn 4:28</w:t>
-        </w:r>
-      </w:hyperlink>
+      <w:r>
+        <w:rPr>
+          <w:lang w:val="en_US" w:bidi="en_US"/>
+        </w:rPr>
+        <w:t>Dn 4:28</w:t>
+      </w:r>
       <w:r>
         <w:rPr>
           <w:lang w:val="en_US" w:bidi="en_US"/>
         </w:rPr>
         <w:t xml:space="preserve">, lions </w:t>
       </w:r>
-      <w:hyperlink r:id="rId47">
-        <w:r>
-          <w:rPr>
-            <w:lang w:val="en_US" w:bidi="en_US"/>
-          </w:rPr>
-          <w:rPr>
-            <w:color w:val="0000EE"/>
-            <w:u w:val="single"/>
-          </w:rPr>
-          <w:t>6:23</w:t>
-        </w:r>
-      </w:hyperlink>
+      <w:r>
+        <w:rPr>
+          <w:lang w:val="en_US" w:bidi="en_US"/>
+        </w:rPr>
+        <w:t>6:23</w:t>
+      </w:r>
       <w:r>
         <w:rPr>
           <w:lang w:val="en_US" w:bidi="en_US"/>
         </w:rPr>
         <w:t xml:space="preserve">, beast (in vision) </w:t>
       </w:r>
-      <w:hyperlink r:id="rId46">
-        <w:r>
-          <w:rPr>
-            <w:lang w:val="en_US" w:bidi="en_US"/>
-          </w:rPr>
-          <w:rPr>
-            <w:color w:val="0000EE"/>
-            <w:u w:val="single"/>
-          </w:rPr>
-          <w:t>7:5</w:t>
-        </w:r>
-      </w:hyperlink>
+      <w:r>
+        <w:rPr>
+          <w:lang w:val="en_US" w:bidi="en_US"/>
+        </w:rPr>
+        <w:t>7:5</w:t>
+      </w:r>
       <w:r>
         <w:rPr>
           <w:lang w:val="en_US" w:bidi="en_US"/>
         </w:rPr>
         <w:t>, horn (ib.) v:</w:t>
       </w:r>
-      <w:hyperlink r:id="rId43">
-        <w:r>
-          <w:rPr>
-            <w:lang w:val="en_US" w:bidi="en_US"/>
-          </w:rPr>
-          <w:rPr>
-            <w:color w:val="0000EE"/>
-            <w:u w:val="single"/>
-          </w:rPr>
-          <w:t>8</w:t>
-        </w:r>
-      </w:hyperlink>
+      <w:r>
+        <w:rPr>
+          <w:lang w:val="en_US" w:bidi="en_US"/>
+        </w:rPr>
+        <w:t>8</w:t>
+      </w:r>
       <w:r>
         <w:rPr>
           <w:lang w:val="en_US" w:bidi="en_US"/>
         </w:rPr>
         <w:t>, v:</w:t>
       </w:r>
-      <w:hyperlink r:id="rId44">
-        <w:r>
-          <w:rPr>
-            <w:lang w:val="en_US" w:bidi="en_US"/>
-          </w:rPr>
-          <w:rPr>
-            <w:color w:val="0000EE"/>
-            <w:u w:val="single"/>
-          </w:rPr>
-          <w:t>20</w:t>
-        </w:r>
-      </w:hyperlink>
+      <w:r>
+        <w:rPr>
+          <w:lang w:val="en_US" w:bidi="en_US"/>
+        </w:rPr>
+        <w:t>20</w:t>
+      </w:r>
       <w:r>
         <w:rPr>
           <w:lang w:val="en_US" w:bidi="en_US"/>
@@ -2920,18 +2590,12 @@
         </w:rPr>
         <w:t xml:space="preserve"> of pit </w:t>
       </w:r>
-      <w:hyperlink r:id="rId48">
-        <w:r>
-          <w:rPr>
-            <w:lang w:val="en_US" w:bidi="en_US"/>
-          </w:rPr>
-          <w:rPr>
-            <w:color w:val="0000EE"/>
-            <w:u w:val="single"/>
-          </w:rPr>
-          <w:t>6:18</w:t>
-        </w:r>
-      </w:hyperlink>
+      <w:r>
+        <w:rPr>
+          <w:lang w:val="en_US" w:bidi="en_US"/>
+        </w:rPr>
+        <w:t>6:18</w:t>
+      </w:r>
       <w:r>
         <w:rPr>
           <w:lang w:val="en_US" w:bidi="en_US"/>
@@ -3138,18 +2802,12 @@
         </w:rPr>
         <w:t xml:space="preserve">: </w:t>
       </w:r>
-      <w:hyperlink r:id="rId49">
-        <w:r>
-          <w:rPr>
-            <w:lang w:val="en_US" w:bidi="en_US"/>
-          </w:rPr>
-          <w:rPr>
-            <w:color w:val="0000EE"/>
-            <w:u w:val="single"/>
-          </w:rPr>
-          <w:t>Dn 3:7</w:t>
-        </w:r>
-      </w:hyperlink>
+      <w:r>
+        <w:rPr>
+          <w:lang w:val="en_US" w:bidi="en_US"/>
+        </w:rPr>
+        <w:t>Dn 3:7</w:t>
+      </w:r>
       <w:r>
         <w:rPr>
           <w:lang w:val="en_US" w:bidi="en_US"/>
@@ -3168,54 +2826,36 @@
         </w:rPr>
         <w:t xml:space="preserve"> v:</w:t>
       </w:r>
-      <w:hyperlink r:id="rId50">
-        <w:r>
-          <w:rPr>
-            <w:lang w:val="en_US" w:bidi="en_US"/>
-          </w:rPr>
-          <w:rPr>
-            <w:color w:val="0000EE"/>
-            <w:u w:val="single"/>
-          </w:rPr>
-          <w:t>5</w:t>
-        </w:r>
-      </w:hyperlink>
+      <w:r>
+        <w:rPr>
+          <w:lang w:val="en_US" w:bidi="en_US"/>
+        </w:rPr>
+        <w:t>5</w:t>
+      </w:r>
       <w:r>
         <w:rPr>
           <w:lang w:val="en_US" w:bidi="en_US"/>
         </w:rPr>
         <w:t>, v:</w:t>
       </w:r>
-      <w:hyperlink r:id="rId14">
-        <w:r>
-          <w:rPr>
-            <w:lang w:val="en_US" w:bidi="en_US"/>
-          </w:rPr>
-          <w:rPr>
-            <w:color w:val="0000EE"/>
-            <w:u w:val="single"/>
-          </w:rPr>
-          <w:t>10</w:t>
-        </w:r>
-      </w:hyperlink>
+      <w:r>
+        <w:rPr>
+          <w:lang w:val="en_US" w:bidi="en_US"/>
+        </w:rPr>
+        <w:t>10</w:t>
+      </w:r>
       <w:r>
         <w:rPr>
           <w:lang w:val="en_US" w:bidi="en_US"/>
         </w:rPr>
         <w:t>, v:</w:t>
       </w:r>
-      <w:hyperlink r:id="rId51">
-        <w:r>
-          <w:rPr>
-            <w:lang w:val="en_US" w:bidi="en_US"/>
-          </w:rPr>
-          <w:rPr>
-            <w:color w:val="0000EE"/>
-            <w:u w:val="single"/>
-          </w:rPr>
-          <w:t>15</w:t>
-        </w:r>
-      </w:hyperlink>
+      <w:r>
+        <w:rPr>
+          <w:lang w:val="en_US" w:bidi="en_US"/>
+        </w:rPr>
+        <w:t>15</w:t>
+      </w:r>
       <w:r>
         <w:rPr>
           <w:lang w:val="en_US" w:bidi="en_US"/>
@@ -3387,18 +3027,12 @@
         </w:rPr>
         <w:t xml:space="preserve"> palm of hand;—cstr. </w:t>
       </w:r>
-      <w:hyperlink r:id="rId52">
-        <w:r>
-          <w:rPr>
-            <w:lang w:val="en_US" w:bidi="en_US"/>
-          </w:rPr>
-          <w:rPr>
-            <w:color w:val="0000EE"/>
-            <w:u w:val="single"/>
-          </w:rPr>
-          <w:t>Dn 5:5</w:t>
-        </w:r>
-      </w:hyperlink>
+      <w:r>
+        <w:rPr>
+          <w:lang w:val="en_US" w:bidi="en_US"/>
+        </w:rPr>
+        <w:t>Dn 5:5</w:t>
+      </w:r>
       <w:r>
         <w:rPr>
           <w:lang w:val="en_US" w:bidi="en_US"/>
@@ -3417,18 +3051,12 @@
         </w:rPr>
         <w:t xml:space="preserve"> v:</w:t>
       </w:r>
-      <w:hyperlink r:id="rId53">
-        <w:r>
-          <w:rPr>
-            <w:lang w:val="en_US" w:bidi="en_US"/>
-          </w:rPr>
-          <w:rPr>
-            <w:color w:val="0000EE"/>
-            <w:u w:val="single"/>
-          </w:rPr>
-          <w:t>24</w:t>
-        </w:r>
-      </w:hyperlink>
+      <w:r>
+        <w:rPr>
+          <w:lang w:val="en_US" w:bidi="en_US"/>
+        </w:rPr>
+        <w:t>24</w:t>
+      </w:r>
       <w:r>
         <w:rPr>
           <w:lang w:val="en_US" w:bidi="en_US"/>
@@ -3498,18 +3126,12 @@
         </w:rPr>
         <w:t>:</w:t>
       </w:r>
-      <w:hyperlink r:id="rId54">
-        <w:r>
-          <w:rPr>
-            <w:lang w:val="en_US" w:bidi="en_US"/>
-          </w:rPr>
-          <w:rPr>
-            <w:color w:val="0000EE"/>
-            <w:u w:val="single"/>
-          </w:rPr>
-          <w:t>Dn 2:40</w:t>
-        </w:r>
-      </w:hyperlink>
+      <w:r>
+        <w:rPr>
+          <w:lang w:val="en_US" w:bidi="en_US"/>
+        </w:rPr>
+        <w:t>Dn 2:40</w:t>
+      </w:r>
       <w:r>
         <w:rPr>
           <w:lang w:val="en_US" w:bidi="en_US"/>
@@ -3528,18 +3150,12 @@
         </w:rPr>
         <w:t xml:space="preserve">);—abs. </w:t>
       </w:r>
-      <w:hyperlink r:id="rId55">
-        <w:r>
-          <w:rPr>
-            <w:lang w:val="en_US" w:bidi="en_US"/>
-          </w:rPr>
-          <w:rPr>
-            <w:color w:val="0000EE"/>
-            <w:u w:val="single"/>
-          </w:rPr>
-          <w:t>Dn 2:33</w:t>
-        </w:r>
-      </w:hyperlink>
+      <w:r>
+        <w:rPr>
+          <w:lang w:val="en_US" w:bidi="en_US"/>
+        </w:rPr>
+        <w:t>Dn 2:33</w:t>
+      </w:r>
       <w:r>
         <w:rPr>
           <w:lang w:val="en_US" w:bidi="en_US"/>
@@ -3558,18 +3174,12 @@
         </w:rPr>
         <w:t xml:space="preserve">-), </w:t>
       </w:r>
-      <w:hyperlink r:id="rId56">
-        <w:r>
-          <w:rPr>
-            <w:lang w:val="en_US" w:bidi="en_US"/>
-          </w:rPr>
-          <w:rPr>
-            <w:color w:val="0000EE"/>
-            <w:u w:val="single"/>
-          </w:rPr>
-          <w:t>4:12</w:t>
-        </w:r>
-      </w:hyperlink>
+      <w:r>
+        <w:rPr>
+          <w:lang w:val="en_US" w:bidi="en_US"/>
+        </w:rPr>
+        <w:t>4:12</w:t>
+      </w:r>
       <w:r>
         <w:rPr>
           <w:lang w:val="en_US" w:bidi="en_US"/>
@@ -3588,162 +3198,108 @@
         </w:rPr>
         <w:t xml:space="preserve"> </w:t>
       </w:r>
-      <w:hyperlink r:id="rId57">
-        <w:r>
-          <w:rPr>
-            <w:lang w:val="en_US" w:bidi="en_US"/>
-          </w:rPr>
-          <w:rPr>
-            <w:color w:val="0000EE"/>
-            <w:u w:val="single"/>
-          </w:rPr>
-          <w:t>2:34</w:t>
-        </w:r>
-      </w:hyperlink>
+      <w:r>
+        <w:rPr>
+          <w:lang w:val="en_US" w:bidi="en_US"/>
+        </w:rPr>
+        <w:t>2:34</w:t>
+      </w:r>
       <w:r>
         <w:rPr>
           <w:lang w:val="en_US" w:bidi="en_US"/>
         </w:rPr>
         <w:t xml:space="preserve"> +;—</w:t>
       </w:r>
-      <w:hyperlink r:id="rId55">
-        <w:r>
-          <w:rPr>
-            <w:lang w:val="en_US" w:bidi="en_US"/>
-          </w:rPr>
-          <w:rPr>
-            <w:color w:val="0000EE"/>
-            <w:u w:val="single"/>
-          </w:rPr>
-          <w:t>Dn 2:33</w:t>
-        </w:r>
-      </w:hyperlink>
+      <w:r>
+        <w:rPr>
+          <w:lang w:val="en_US" w:bidi="en_US"/>
+        </w:rPr>
+        <w:t>Dn 2:33</w:t>
+      </w:r>
       <w:r>
         <w:rPr>
           <w:lang w:val="en_US" w:bidi="en_US"/>
         </w:rPr>
         <w:t xml:space="preserve">, </w:t>
       </w:r>
-      <w:hyperlink r:id="rId57">
-        <w:r>
-          <w:rPr>
-            <w:lang w:val="en_US" w:bidi="en_US"/>
-          </w:rPr>
-          <w:rPr>
-            <w:color w:val="0000EE"/>
-            <w:u w:val="single"/>
-          </w:rPr>
-          <w:t>2:34</w:t>
-        </w:r>
-      </w:hyperlink>
+      <w:r>
+        <w:rPr>
+          <w:lang w:val="en_US" w:bidi="en_US"/>
+        </w:rPr>
+        <w:t>2:34</w:t>
+      </w:r>
       <w:r>
         <w:rPr>
           <w:lang w:val="en_US" w:bidi="en_US"/>
         </w:rPr>
         <w:t xml:space="preserve"> + 11 t. 2; </w:t>
       </w:r>
-      <w:hyperlink r:id="rId56">
-        <w:r>
-          <w:rPr>
-            <w:lang w:val="en_US" w:bidi="en_US"/>
-          </w:rPr>
-          <w:rPr>
-            <w:color w:val="0000EE"/>
-            <w:u w:val="single"/>
-          </w:rPr>
-          <w:t>4:12,</w:t>
-        </w:r>
-      </w:hyperlink>
-      <w:r>
-        <w:rPr>
-          <w:lang w:val="en_US" w:bidi="en_US"/>
-        </w:rPr>
-        <w:t xml:space="preserve"> </w:t>
-      </w:r>
-      <w:hyperlink r:id="rId58">
-        <w:r>
-          <w:rPr>
-            <w:lang w:val="en_US" w:bidi="en_US"/>
-          </w:rPr>
-          <w:rPr>
-            <w:color w:val="0000EE"/>
-            <w:u w:val="single"/>
-          </w:rPr>
-          <w:t>4:20</w:t>
-        </w:r>
-      </w:hyperlink>
+      <w:r>
+        <w:rPr>
+          <w:lang w:val="en_US" w:bidi="en_US"/>
+        </w:rPr>
+        <w:t>4:12,</w:t>
+      </w:r>
+      <w:r>
+        <w:rPr>
+          <w:lang w:val="en_US" w:bidi="en_US"/>
+        </w:rPr>
+        <w:t xml:space="preserve"> </w:t>
+      </w:r>
+      <w:r>
+        <w:rPr>
+          <w:lang w:val="en_US" w:bidi="en_US"/>
+        </w:rPr>
+        <w:t>4:20</w:t>
+      </w:r>
       <w:r>
         <w:rPr>
           <w:lang w:val="en_US" w:bidi="en_US"/>
         </w:rPr>
         <w:t xml:space="preserve">, </w:t>
       </w:r>
-      <w:hyperlink r:id="rId59">
-        <w:r>
-          <w:rPr>
-            <w:lang w:val="en_US" w:bidi="en_US"/>
-          </w:rPr>
-          <w:rPr>
-            <w:color w:val="0000EE"/>
-            <w:u w:val="single"/>
-          </w:rPr>
-          <w:t>5:4</w:t>
-        </w:r>
-      </w:hyperlink>
+      <w:r>
+        <w:rPr>
+          <w:lang w:val="en_US" w:bidi="en_US"/>
+        </w:rPr>
+        <w:t>5:4</w:t>
+      </w:r>
       <w:r>
         <w:rPr>
           <w:lang w:val="en_US" w:bidi="en_US"/>
         </w:rPr>
         <w:t xml:space="preserve">, </w:t>
       </w:r>
-      <w:hyperlink r:id="rId60">
-        <w:r>
-          <w:rPr>
-            <w:lang w:val="en_US" w:bidi="en_US"/>
-          </w:rPr>
-          <w:rPr>
-            <w:color w:val="0000EE"/>
-            <w:u w:val="single"/>
-          </w:rPr>
-          <w:t>5:23</w:t>
-        </w:r>
-      </w:hyperlink>
+      <w:r>
+        <w:rPr>
+          <w:lang w:val="en_US" w:bidi="en_US"/>
+        </w:rPr>
+        <w:t>5:23</w:t>
+      </w:r>
       <w:r>
         <w:rPr>
           <w:lang w:val="en_US" w:bidi="en_US"/>
         </w:rPr>
         <w:t xml:space="preserve">, </w:t>
       </w:r>
-      <w:hyperlink r:id="rId61">
-        <w:r>
-          <w:rPr>
-            <w:lang w:val="en_US" w:bidi="en_US"/>
-          </w:rPr>
-          <w:rPr>
-            <w:color w:val="0000EE"/>
-            <w:u w:val="single"/>
-          </w:rPr>
-          <w:t>7:7</w:t>
-        </w:r>
-      </w:hyperlink>
+      <w:r>
+        <w:rPr>
+          <w:lang w:val="en_US" w:bidi="en_US"/>
+        </w:rPr>
+        <w:t>7:7</w:t>
+      </w:r>
       <w:r>
         <w:rPr>
           <w:lang w:val="en_US" w:bidi="en_US"/>
         </w:rPr>
         <w:t xml:space="preserve">, </w:t>
       </w:r>
-      <w:hyperlink r:id="rId29">
-        <w:r>
-          <w:rPr>
-            <w:lang w:val="en_US" w:bidi="en_US"/>
-          </w:rPr>
-          <w:rPr>
-            <w:color w:val="0000EE"/>
-            <w:u w:val="single"/>
-          </w:rPr>
-          <w:t>7:19</w:t>
-        </w:r>
-      </w:hyperlink>
+      <w:r>
+        <w:rPr>
+          <w:lang w:val="en_US" w:bidi="en_US"/>
+        </w:rPr>
+        <w:t>7:19</w:t>
+      </w:r>
       <w:r>
         <w:rPr>
           <w:lang w:val="en_US" w:bidi="en_US"/>
@@ -3917,18 +3473,12 @@
         </w:rPr>
         <w:t xml:space="preserve"> </w:t>
       </w:r>
-      <w:hyperlink r:id="rId62">
-        <w:r>
-          <w:rPr>
-            <w:lang w:val="en_US" w:bidi="en_US"/>
-          </w:rPr>
-          <w:rPr>
-            <w:color w:val="0000EE"/>
-            <w:u w:val="single"/>
-          </w:rPr>
-          <w:t>Dn 5:28</w:t>
-        </w:r>
-      </w:hyperlink>
+      <w:r>
+        <w:rPr>
+          <w:lang w:val="en_US" w:bidi="en_US"/>
+        </w:rPr>
+        <w:t>Dn 5:28</w:t>
+      </w:r>
       <w:r>
         <w:rPr>
           <w:lang w:val="en_US" w:bidi="en_US"/>
@@ -4186,18 +3736,12 @@
         </w:rPr>
         <w:t xml:space="preserve">: </w:t>
       </w:r>
-      <w:hyperlink r:id="rId62">
-        <w:r>
-          <w:rPr>
-            <w:lang w:val="en_US" w:bidi="en_US"/>
-          </w:rPr>
-          <w:rPr>
-            <w:color w:val="0000EE"/>
-            <w:u w:val="single"/>
-          </w:rPr>
-          <w:t>Dn 5:28</w:t>
-        </w:r>
-      </w:hyperlink>
+      <w:r>
+        <w:rPr>
+          <w:lang w:val="en_US" w:bidi="en_US"/>
+        </w:rPr>
+        <w:t>Dn 5:28</w:t>
+      </w:r>
       <w:r>
         <w:rPr>
           <w:lang w:val="en_US" w:bidi="en_US"/>
@@ -4283,18 +3827,12 @@
         </w:rPr>
         <w:t>] v:</w:t>
       </w:r>
-      <w:hyperlink r:id="rId63">
-        <w:r>
-          <w:rPr>
-            <w:lang w:val="en_US" w:bidi="en_US"/>
-          </w:rPr>
-          <w:rPr>
-            <w:color w:val="0000EE"/>
-            <w:u w:val="single"/>
-          </w:rPr>
-          <w:t>25</w:t>
-        </w:r>
-      </w:hyperlink>
+      <w:r>
+        <w:rPr>
+          <w:lang w:val="en_US" w:bidi="en_US"/>
+        </w:rPr>
+        <w:t>25</w:t>
+      </w:r>
       <w:r>
         <w:rPr>
           <w:lang w:val="en_US" w:bidi="en_US"/>
@@ -4396,54 +3934,36 @@
         </w:rPr>
         <w:t xml:space="preserve">: </w:t>
       </w:r>
-      <w:hyperlink r:id="rId64">
-        <w:r>
-          <w:rPr>
-            <w:lang w:val="en_US" w:bidi="en_US"/>
-          </w:rPr>
-          <w:rPr>
-            <w:color w:val="0000EE"/>
-            <w:u w:val="single"/>
-          </w:rPr>
-          <w:t>Dn 6:9</w:t>
-        </w:r>
-      </w:hyperlink>
+      <w:r>
+        <w:rPr>
+          <w:lang w:val="en_US" w:bidi="en_US"/>
+        </w:rPr>
+        <w:t>Dn 6:9</w:t>
+      </w:r>
       <w:r>
         <w:rPr>
           <w:lang w:val="en_US" w:bidi="en_US"/>
         </w:rPr>
         <w:t xml:space="preserve">, </w:t>
       </w:r>
-      <w:hyperlink r:id="rId65">
-        <w:r>
-          <w:rPr>
-            <w:lang w:val="en_US" w:bidi="en_US"/>
-          </w:rPr>
-          <w:rPr>
-            <w:color w:val="0000EE"/>
-            <w:u w:val="single"/>
-          </w:rPr>
-          <w:t>6:13</w:t>
-        </w:r>
-      </w:hyperlink>
+      <w:r>
+        <w:rPr>
+          <w:lang w:val="en_US" w:bidi="en_US"/>
+        </w:rPr>
+        <w:t>6:13</w:t>
+      </w:r>
       <w:r>
         <w:rPr>
           <w:lang w:val="en_US" w:bidi="en_US"/>
         </w:rPr>
         <w:t xml:space="preserve">, </w:t>
       </w:r>
-      <w:hyperlink r:id="rId66">
-        <w:r>
-          <w:rPr>
-            <w:lang w:val="en_US" w:bidi="en_US"/>
-          </w:rPr>
-          <w:rPr>
-            <w:color w:val="0000EE"/>
-            <w:u w:val="single"/>
-          </w:rPr>
-          <w:t>6:16</w:t>
-        </w:r>
-      </w:hyperlink>
+      <w:r>
+        <w:rPr>
+          <w:lang w:val="en_US" w:bidi="en_US"/>
+        </w:rPr>
+        <w:t>6:16</w:t>
+      </w:r>
       <w:r>
         <w:rPr>
           <w:lang w:val="en_US" w:bidi="en_US"/>
@@ -4462,36 +3982,24 @@
         </w:rPr>
         <w:t xml:space="preserve"> 5:28, </w:t>
       </w:r>
-      <w:hyperlink r:id="rId67">
-        <w:r>
-          <w:rPr>
-            <w:lang w:val="en_US" w:bidi="en_US"/>
-          </w:rPr>
-          <w:rPr>
-            <w:color w:val="0000EE"/>
-            <w:u w:val="single"/>
-          </w:rPr>
-          <w:t>Ezr 4:24</w:t>
-        </w:r>
-      </w:hyperlink>
+      <w:r>
+        <w:rPr>
+          <w:lang w:val="en_US" w:bidi="en_US"/>
+        </w:rPr>
+        <w:t>Ezr 4:24</w:t>
+      </w:r>
       <w:r>
         <w:rPr>
           <w:lang w:val="en_US" w:bidi="en_US"/>
         </w:rPr>
         <w:t xml:space="preserve">, </w:t>
       </w:r>
-      <w:hyperlink r:id="rId16">
-        <w:r>
-          <w:rPr>
-            <w:lang w:val="en_US" w:bidi="en_US"/>
-          </w:rPr>
-          <w:rPr>
-            <w:color w:val="0000EE"/>
-            <w:u w:val="single"/>
-          </w:rPr>
-          <w:t>6:14</w:t>
-        </w:r>
-      </w:hyperlink>
+      <w:r>
+        <w:rPr>
+          <w:lang w:val="en_US" w:bidi="en_US"/>
+        </w:rPr>
+        <w:t>6:14</w:t>
+      </w:r>
       <w:r>
         <w:rPr>
           <w:lang w:val="en_US" w:bidi="en_US"/>
@@ -4628,18 +4136,12 @@
         </w:rPr>
         <w:t xml:space="preserve"> 61, 6) </w:t>
       </w:r>
-      <w:hyperlink r:id="rId68">
-        <w:r>
-          <w:rPr>
-            <w:lang w:val="en_US" w:bidi="en_US"/>
-          </w:rPr>
-          <w:rPr>
-            <w:color w:val="0000EE"/>
-            <w:u w:val="single"/>
-          </w:rPr>
-          <w:t>Dn 6:29</w:t>
-        </w:r>
-      </w:hyperlink>
+      <w:r>
+        <w:rPr>
+          <w:lang w:val="en_US" w:bidi="en_US"/>
+        </w:rPr>
+        <w:t>Dn 6:29</w:t>
+      </w:r>
       <w:r>
         <w:rPr>
           <w:lang w:val="en_US" w:bidi="en_US"/>
@@ -4807,18 +4309,12 @@
         </w:rPr>
         <w:t xml:space="preserve"> </w:t>
       </w:r>
-      <w:hyperlink r:id="rId69">
-        <w:r>
-          <w:rPr>
-            <w:lang w:val="en_US" w:bidi="en_US"/>
-          </w:rPr>
-          <w:rPr>
-            <w:color w:val="0000EE"/>
-            <w:u w:val="single"/>
-          </w:rPr>
-          <w:t>Dn 4:24</w:t>
-        </w:r>
-      </w:hyperlink>
+      <w:r>
+        <w:rPr>
+          <w:lang w:val="en_US" w:bidi="en_US"/>
+        </w:rPr>
+        <w:t>Dn 4:24</w:t>
+      </w:r>
       <w:r>
         <w:rPr>
           <w:lang w:val="en_US" w:bidi="en_US"/>
@@ -4973,18 +4469,12 @@
         </w:rPr>
         <w:t xml:space="preserve"> </w:t>
       </w:r>
-      <w:hyperlink r:id="rId70">
-        <w:r>
-          <w:rPr>
-            <w:lang w:val="en_US" w:bidi="en_US"/>
-          </w:rPr>
-          <w:rPr>
-            <w:color w:val="0000EE"/>
-            <w:u w:val="single"/>
-          </w:rPr>
-          <w:t>Ezr 4:18</w:t>
-        </w:r>
-      </w:hyperlink>
+      <w:r>
+        <w:rPr>
+          <w:lang w:val="en_US" w:bidi="en_US"/>
+        </w:rPr>
+        <w:t>Ezr 4:18</w:t>
+      </w:r>
       <w:r>
         <w:rPr>
           <w:lang w:val="en_US" w:bidi="en_US"/>
@@ -5004,30 +4494,18 @@
         </w:rPr>
         <w:t xml:space="preserve"> (BH </w:t>
       </w:r>
-      <w:hyperlink r:id="rId71">
-        <w:r>
-          <w:rPr>
-            <w:lang w:val="en_US" w:bidi="en_US"/>
-          </w:rPr>
-          <w:rPr>
-            <w:color w:val="0000EE"/>
-            <w:u w:val="single"/>
-          </w:rPr>
-          <w:t>Ne</w:t>
-        </w:r>
-      </w:hyperlink>
-      <w:hyperlink r:id="rId71">
-        <w:r>
-          <w:rPr>
-            <w:lang w:val="en_US" w:bidi="en_US"/>
-          </w:rPr>
-          <w:rPr>
-            <w:color w:val="0000EE"/>
-            <w:u w:val="single"/>
-          </w:rPr>
-          <w:t xml:space="preserve"> 8:8</w:t>
-        </w:r>
-      </w:hyperlink>
+      <w:r>
+        <w:rPr>
+          <w:lang w:val="en_US" w:bidi="en_US"/>
+        </w:rPr>
+        <w:t>Ne</w:t>
+      </w:r>
+      <w:r>
+        <w:rPr>
+          <w:lang w:val="en_US" w:bidi="en_US"/>
+        </w:rPr>
+        <w:t xml:space="preserve"> 8:8</w:t>
+      </w:r>
       <w:r>
         <w:rPr>
           <w:lang w:val="en_US" w:bidi="en_US"/>
@@ -5109,18 +4587,12 @@
         </w:rPr>
         <w:t>:</w:t>
       </w:r>
-      <w:hyperlink r:id="rId72">
-        <w:r>
-          <w:rPr>
-            <w:lang w:val="en_US" w:bidi="en_US"/>
-          </w:rPr>
-          <w:rPr>
-            <w:color w:val="0000EE"/>
-            <w:u w:val="single"/>
-          </w:rPr>
-          <w:t>Ezr 4:23</w:t>
-        </w:r>
-      </w:hyperlink>
+      <w:r>
+        <w:rPr>
+          <w:lang w:val="en_US" w:bidi="en_US"/>
+        </w:rPr>
+        <w:t>Ezr 4:23</w:t>
+      </w:r>
       <w:r>
         <w:rPr>
           <w:lang w:val="en_US" w:bidi="en_US"/>
@@ -5521,54 +4993,36 @@
         </w:rPr>
         <w:t xml:space="preserve">: </w:t>
       </w:r>
-      <w:hyperlink r:id="rId73">
-        <w:r>
-          <w:rPr>
-            <w:lang w:val="en_US" w:bidi="en_US"/>
-          </w:rPr>
-          <w:rPr>
-            <w:color w:val="0000EE"/>
-            <w:u w:val="single"/>
-          </w:rPr>
-          <w:t>Ezr 4:11</w:t>
-        </w:r>
-      </w:hyperlink>
+      <w:r>
+        <w:rPr>
+          <w:lang w:val="en_US" w:bidi="en_US"/>
+        </w:rPr>
+        <w:t>Ezr 4:11</w:t>
+      </w:r>
       <w:r>
         <w:rPr>
           <w:lang w:val="en_US" w:bidi="en_US"/>
         </w:rPr>
         <w:t xml:space="preserve">, </w:t>
       </w:r>
-      <w:hyperlink r:id="rId72">
-        <w:r>
-          <w:rPr>
-            <w:lang w:val="en_US" w:bidi="en_US"/>
-          </w:rPr>
-          <w:rPr>
-            <w:color w:val="0000EE"/>
-            <w:u w:val="single"/>
-          </w:rPr>
-          <w:t>4:23</w:t>
-        </w:r>
-      </w:hyperlink>
+      <w:r>
+        <w:rPr>
+          <w:lang w:val="en_US" w:bidi="en_US"/>
+        </w:rPr>
+        <w:t>4:23</w:t>
+      </w:r>
       <w:r>
         <w:rPr>
           <w:lang w:val="en_US" w:bidi="en_US"/>
         </w:rPr>
         <w:t xml:space="preserve">, </w:t>
       </w:r>
-      <w:hyperlink r:id="rId74">
-        <w:r>
-          <w:rPr>
-            <w:lang w:val="en_US" w:bidi="en_US"/>
-          </w:rPr>
-          <w:rPr>
-            <w:color w:val="0000EE"/>
-            <w:u w:val="single"/>
-          </w:rPr>
-          <w:t>5:6</w:t>
-        </w:r>
-      </w:hyperlink>
+      <w:r>
+        <w:rPr>
+          <w:lang w:val="en_US" w:bidi="en_US"/>
+        </w:rPr>
+        <w:t>5:6</w:t>
+      </w:r>
       <w:r>
         <w:rPr>
           <w:lang w:val="en_US" w:bidi="en_US"/>
@@ -5854,18 +5308,12 @@
         </w:rPr>
         <w:t xml:space="preserve"> </w:t>
       </w:r>
-      <w:hyperlink r:id="rId75">
-        <w:r>
-          <w:rPr>
-            <w:lang w:val="en_US" w:bidi="en_US"/>
-          </w:rPr>
-          <w:rPr>
-            <w:color w:val="0000EE"/>
-            <w:u w:val="single"/>
-          </w:rPr>
-          <w:t>Dn 5:16</w:t>
-        </w:r>
-      </w:hyperlink>
+      <w:r>
+        <w:rPr>
+          <w:lang w:val="en_US" w:bidi="en_US"/>
+        </w:rPr>
+        <w:t>Dn 5:16</w:t>
+      </w:r>
       <w:r>
         <w:rPr>
           <w:lang w:val="en_US" w:bidi="en_US"/>
@@ -5922,18 +5370,12 @@
         </w:rPr>
         <w:t xml:space="preserve"> </w:t>
       </w:r>
-      <w:hyperlink r:id="rId76">
-        <w:r>
-          <w:rPr>
-            <w:lang w:val="en_US" w:bidi="en_US"/>
-          </w:rPr>
-          <w:rPr>
-            <w:color w:val="0000EE"/>
-            <w:u w:val="single"/>
-          </w:rPr>
-          <w:t>Dn 5:12</w:t>
-        </w:r>
-      </w:hyperlink>
+      <w:r>
+        <w:rPr>
+          <w:lang w:val="en_US" w:bidi="en_US"/>
+        </w:rPr>
+        <w:t>Dn 5:12</w:t>
+      </w:r>
       <w:r>
         <w:rPr>
           <w:lang w:val="en_US" w:bidi="en_US"/>
@@ -6015,18 +5457,12 @@
         </w:rPr>
         <w:t>:</w:t>
       </w:r>
-      <w:hyperlink r:id="rId77">
-        <w:r>
-          <w:rPr>
-            <w:lang w:val="en_US" w:bidi="en_US"/>
-          </w:rPr>
-          <w:rPr>
-            <w:color w:val="0000EE"/>
-            <w:u w:val="single"/>
-          </w:rPr>
-          <w:t>Dn 2:45</w:t>
-        </w:r>
-      </w:hyperlink>
+      <w:r>
+        <w:rPr>
+          <w:lang w:val="en_US" w:bidi="en_US"/>
+        </w:rPr>
+        <w:t>Dn 2:45</w:t>
+      </w:r>
       <w:r>
         <w:rPr>
           <w:lang w:val="en_US" w:bidi="en_US"/>
@@ -6045,72 +5481,48 @@
         </w:rPr>
         <w:t xml:space="preserve">: </w:t>
       </w:r>
-      <w:hyperlink r:id="rId78">
-        <w:r>
-          <w:rPr>
-            <w:lang w:val="en_US" w:bidi="en_US"/>
-          </w:rPr>
-          <w:rPr>
-            <w:color w:val="0000EE"/>
-            <w:u w:val="single"/>
-          </w:rPr>
-          <w:t>Dn 4:3</w:t>
-        </w:r>
-      </w:hyperlink>
+      <w:r>
+        <w:rPr>
+          <w:lang w:val="en_US" w:bidi="en_US"/>
+        </w:rPr>
+        <w:t>Dn 4:3</w:t>
+      </w:r>
       <w:r>
         <w:rPr>
           <w:lang w:val="en_US" w:bidi="en_US"/>
         </w:rPr>
         <w:t xml:space="preserve">, </w:t>
       </w:r>
-      <w:hyperlink r:id="rId79">
-        <w:r>
-          <w:rPr>
-            <w:lang w:val="en_US" w:bidi="en_US"/>
-          </w:rPr>
-          <w:rPr>
-            <w:color w:val="0000EE"/>
-            <w:u w:val="single"/>
-          </w:rPr>
-          <w:t>5:15</w:t>
-        </w:r>
-      </w:hyperlink>
+      <w:r>
+        <w:rPr>
+          <w:lang w:val="en_US" w:bidi="en_US"/>
+        </w:rPr>
+        <w:t>5:15</w:t>
+      </w:r>
       <w:r>
         <w:rPr>
           <w:lang w:val="en_US" w:bidi="en_US"/>
         </w:rPr>
         <w:t xml:space="preserve">, </w:t>
       </w:r>
-      <w:hyperlink r:id="rId80">
-        <w:r>
-          <w:rPr>
-            <w:lang w:val="en_US" w:bidi="en_US"/>
-          </w:rPr>
-          <w:rPr>
-            <w:color w:val="0000EE"/>
-            <w:u w:val="single"/>
-          </w:rPr>
-          <w:t>5:26</w:t>
-        </w:r>
-      </w:hyperlink>
+      <w:r>
+        <w:rPr>
+          <w:lang w:val="en_US" w:bidi="en_US"/>
+        </w:rPr>
+        <w:t>5:26</w:t>
+      </w:r>
       <w:r>
         <w:rPr>
           <w:lang w:val="en_US" w:bidi="en_US"/>
         </w:rPr>
         <w:t xml:space="preserve">, </w:t>
       </w:r>
-      <w:hyperlink r:id="rId81">
-        <w:r>
-          <w:rPr>
-            <w:lang w:val="en_US" w:bidi="en_US"/>
-          </w:rPr>
-          <w:rPr>
-            <w:color w:val="0000EE"/>
-            <w:u w:val="single"/>
-          </w:rPr>
-          <w:t>7:16</w:t>
-        </w:r>
-      </w:hyperlink>
+      <w:r>
+        <w:rPr>
+          <w:lang w:val="en_US" w:bidi="en_US"/>
+        </w:rPr>
+        <w:t>7:16</w:t>
+      </w:r>
       <w:r>
         <w:rPr>
           <w:lang w:val="en_US" w:bidi="en_US"/>
@@ -6129,54 +5541,36 @@
         </w:rPr>
         <w:t xml:space="preserve"> </w:t>
       </w:r>
-      <w:hyperlink r:id="rId82">
-        <w:r>
-          <w:rPr>
-            <w:lang w:val="en_US" w:bidi="en_US"/>
-          </w:rPr>
-          <w:rPr>
-            <w:color w:val="0000EE"/>
-            <w:u w:val="single"/>
-          </w:rPr>
-          <w:t>2:4</w:t>
-        </w:r>
-      </w:hyperlink>
+      <w:r>
+        <w:rPr>
+          <w:lang w:val="en_US" w:bidi="en_US"/>
+        </w:rPr>
+        <w:t>2:4</w:t>
+      </w:r>
       <w:r>
         <w:rPr>
           <w:lang w:val="en_US" w:bidi="en_US"/>
         </w:rPr>
         <w:t xml:space="preserve"> + 7 t. Dn, + </w:t>
       </w:r>
-      <w:hyperlink r:id="rId83">
-        <w:r>
-          <w:rPr>
-            <w:lang w:val="en_US" w:bidi="en_US"/>
-          </w:rPr>
-          <w:rPr>
-            <w:color w:val="0000EE"/>
-            <w:u w:val="single"/>
-          </w:rPr>
-          <w:t>4:15</w:t>
-        </w:r>
-      </w:hyperlink>
+      <w:r>
+        <w:rPr>
+          <w:lang w:val="en_US" w:bidi="en_US"/>
+        </w:rPr>
+        <w:t>4:15</w:t>
+      </w:r>
       <w:r>
         <w:rPr>
           <w:lang w:val="en_US" w:bidi="en_US"/>
         </w:rPr>
         <w:t xml:space="preserve">, </w:t>
       </w:r>
-      <w:hyperlink r:id="rId84">
-        <w:r>
-          <w:rPr>
-            <w:lang w:val="en_US" w:bidi="en_US"/>
-          </w:rPr>
-          <w:rPr>
-            <w:color w:val="0000EE"/>
-            <w:u w:val="single"/>
-          </w:rPr>
-          <w:t>4:16</w:t>
-        </w:r>
-      </w:hyperlink>
+      <w:r>
+        <w:rPr>
+          <w:lang w:val="en_US" w:bidi="en_US"/>
+        </w:rPr>
+        <w:t>4:16</w:t>
+      </w:r>
       <w:r>
         <w:rPr>
           <w:lang w:val="en_US" w:bidi="en_US"/>
@@ -6231,36 +5625,24 @@
         </w:rPr>
         <w:t xml:space="preserve"> </w:t>
       </w:r>
-      <w:hyperlink r:id="rId85">
-        <w:r>
-          <w:rPr>
-            <w:lang w:val="en_US" w:bidi="en_US"/>
-          </w:rPr>
-          <w:rPr>
-            <w:color w:val="0000EE"/>
-            <w:u w:val="single"/>
-          </w:rPr>
-          <w:t>2:7</w:t>
-        </w:r>
-      </w:hyperlink>
+      <w:r>
+        <w:rPr>
+          <w:lang w:val="en_US" w:bidi="en_US"/>
+        </w:rPr>
+        <w:t>2:7</w:t>
+      </w:r>
       <w:r>
         <w:rPr>
           <w:lang w:val="en_US" w:bidi="en_US"/>
         </w:rPr>
         <w:t xml:space="preserve">, </w:t>
       </w:r>
-      <w:hyperlink r:id="rId76">
-        <w:r>
-          <w:rPr>
-            <w:lang w:val="en_US" w:bidi="en_US"/>
-          </w:rPr>
-          <w:rPr>
-            <w:color w:val="0000EE"/>
-            <w:u w:val="single"/>
-          </w:rPr>
-          <w:t>5:12</w:t>
-        </w:r>
-      </w:hyperlink>
+      <w:r>
+        <w:rPr>
+          <w:lang w:val="en_US" w:bidi="en_US"/>
+        </w:rPr>
+        <w:t>5:12</w:t>
+      </w:r>
       <w:r>
         <w:rPr>
           <w:lang w:val="en_US" w:bidi="en_US"/>
@@ -6279,54 +5661,36 @@
         </w:rPr>
         <w:t xml:space="preserve"> </w:t>
       </w:r>
-      <w:hyperlink r:id="rId86">
-        <w:r>
-          <w:rPr>
-            <w:lang w:val="en_US" w:bidi="en_US"/>
-          </w:rPr>
-          <w:rPr>
-            <w:color w:val="0000EE"/>
-            <w:u w:val="single"/>
-          </w:rPr>
-          <w:t>2:5</w:t>
-        </w:r>
-      </w:hyperlink>
+      <w:r>
+        <w:rPr>
+          <w:lang w:val="en_US" w:bidi="en_US"/>
+        </w:rPr>
+        <w:t>2:5</w:t>
+      </w:r>
       <w:r>
         <w:rPr>
           <w:lang w:val="en_US" w:bidi="en_US"/>
         </w:rPr>
         <w:t xml:space="preserve">, </w:t>
       </w:r>
-      <w:hyperlink r:id="rId87">
-        <w:r>
-          <w:rPr>
-            <w:lang w:val="en_US" w:bidi="en_US"/>
-          </w:rPr>
-          <w:rPr>
-            <w:color w:val="0000EE"/>
-            <w:u w:val="single"/>
-          </w:rPr>
-          <w:t>2:6</w:t>
-        </w:r>
-      </w:hyperlink>
+      <w:r>
+        <w:rPr>
+          <w:lang w:val="en_US" w:bidi="en_US"/>
+        </w:rPr>
+        <w:t>2:6</w:t>
+      </w:r>
       <w:r>
         <w:rPr>
           <w:lang w:val="en_US" w:bidi="en_US"/>
         </w:rPr>
         <w:t xml:space="preserve">, </w:t>
       </w:r>
-      <w:hyperlink r:id="rId87">
-        <w:r>
-          <w:rPr>
-            <w:lang w:val="en_US" w:bidi="en_US"/>
-          </w:rPr>
-          <w:rPr>
-            <w:color w:val="0000EE"/>
-            <w:u w:val="single"/>
-          </w:rPr>
-          <w:t>2:6</w:t>
-        </w:r>
-      </w:hyperlink>
+      <w:r>
+        <w:rPr>
+          <w:lang w:val="en_US" w:bidi="en_US"/>
+        </w:rPr>
+        <w:t>2:6</w:t>
+      </w:r>
       <w:r>
         <w:rPr>
           <w:lang w:val="en_US" w:bidi="en_US"/>
@@ -6345,36 +5709,24 @@
         </w:rPr>
         <w:t xml:space="preserve"> </w:t>
       </w:r>
-      <w:hyperlink r:id="rId83">
-        <w:r>
-          <w:rPr>
-            <w:lang w:val="en_US" w:bidi="en_US"/>
-          </w:rPr>
-          <w:rPr>
-            <w:color w:val="0000EE"/>
-            <w:u w:val="single"/>
-          </w:rPr>
-          <w:t>4:15</w:t>
-        </w:r>
-      </w:hyperlink>
+      <w:r>
+        <w:rPr>
+          <w:lang w:val="en_US" w:bidi="en_US"/>
+        </w:rPr>
+        <w:t>4:15</w:t>
+      </w:r>
       <w:r>
         <w:rPr>
           <w:lang w:val="en_US" w:bidi="en_US"/>
         </w:rPr>
         <w:t xml:space="preserve">, </w:t>
       </w:r>
-      <w:hyperlink r:id="rId84">
-        <w:r>
-          <w:rPr>
-            <w:lang w:val="en_US" w:bidi="en_US"/>
-          </w:rPr>
-          <w:rPr>
-            <w:color w:val="0000EE"/>
-            <w:u w:val="single"/>
-          </w:rPr>
-          <w:t>4:16</w:t>
-        </w:r>
-      </w:hyperlink>
+      <w:r>
+        <w:rPr>
+          <w:lang w:val="en_US" w:bidi="en_US"/>
+        </w:rPr>
+        <w:t>4:16</w:t>
+      </w:r>
       <w:r>
         <w:rPr>
           <w:lang w:val="en_US" w:bidi="en_US"/>
@@ -6429,18 +5781,12 @@
         </w:rPr>
         <w:t xml:space="preserve"> </w:t>
       </w:r>
-      <w:hyperlink r:id="rId75">
-        <w:r>
-          <w:rPr>
-            <w:lang w:val="en_US" w:bidi="en_US"/>
-          </w:rPr>
-          <w:rPr>
-            <w:color w:val="0000EE"/>
-            <w:u w:val="single"/>
-          </w:rPr>
-          <w:t>5:16</w:t>
-        </w:r>
-      </w:hyperlink>
+      <w:r>
+        <w:rPr>
+          <w:lang w:val="en_US" w:bidi="en_US"/>
+        </w:rPr>
+        <w:t>5:16</w:t>
+      </w:r>
       <w:r>
         <w:rPr>
           <w:lang w:val="en_US" w:bidi="en_US"/>
@@ -6510,18 +5856,12 @@
         </w:rPr>
         <w:t>:</w:t>
       </w:r>
-      <w:hyperlink r:id="rId88">
-        <w:r>
-          <w:rPr>
-            <w:lang w:val="en_US" w:bidi="en_US"/>
-          </w:rPr>
-          <w:rPr>
-            <w:color w:val="0000EE"/>
-            <w:u w:val="single"/>
-          </w:rPr>
-          <w:t>Ezr 6:11</w:t>
-        </w:r>
-      </w:hyperlink>
+      <w:r>
+        <w:rPr>
+          <w:lang w:val="en_US" w:bidi="en_US"/>
+        </w:rPr>
+        <w:t>Ezr 6:11</w:t>
+      </w:r>
       <w:r>
         <w:rPr>
           <w:lang w:val="en_US" w:bidi="en_US"/>
@@ -6552,18 +5892,12 @@
         </w:rPr>
         <w:t xml:space="preserve">: </w:t>
       </w:r>
-      <w:hyperlink r:id="rId89">
-        <w:r>
-          <w:rPr>
-            <w:lang w:val="en_US" w:bidi="en_US"/>
-          </w:rPr>
-          <w:rPr>
-            <w:color w:val="0000EE"/>
-            <w:u w:val="single"/>
-          </w:rPr>
-          <w:t>Dn 3:16</w:t>
-        </w:r>
-      </w:hyperlink>
+      <w:r>
+        <w:rPr>
+          <w:lang w:val="en_US" w:bidi="en_US"/>
+        </w:rPr>
+        <w:t>Dn 3:16</w:t>
+      </w:r>
       <w:r>
         <w:rPr>
           <w:lang w:val="en_US" w:bidi="en_US"/>
@@ -6582,18 +5916,12 @@
         </w:rPr>
         <w:t xml:space="preserve">- </w:t>
       </w:r>
-      <w:hyperlink r:id="rId27">
-        <w:r>
-          <w:rPr>
-            <w:lang w:val="en_US" w:bidi="en_US"/>
-          </w:rPr>
-          <w:rPr>
-            <w:color w:val="0000EE"/>
-            <w:u w:val="single"/>
-          </w:rPr>
-          <w:t>Ezr 4:17</w:t>
-        </w:r>
-      </w:hyperlink>
+      <w:r>
+        <w:rPr>
+          <w:lang w:val="en_US" w:bidi="en_US"/>
+        </w:rPr>
+        <w:t>Ezr 4:17</w:t>
+      </w:r>
       <w:r>
         <w:rPr>
           <w:lang w:val="en_US" w:bidi="en_US"/>
@@ -6613,18 +5941,12 @@
         </w:rPr>
         <w:t xml:space="preserve"> </w:t>
       </w:r>
-      <w:hyperlink r:id="rId88">
-        <w:r>
-          <w:rPr>
-            <w:lang w:val="en_US" w:bidi="en_US"/>
-          </w:rPr>
-          <w:rPr>
-            <w:color w:val="0000EE"/>
-            <w:u w:val="single"/>
-          </w:rPr>
-          <w:t>Ezr 6:11</w:t>
-        </w:r>
-      </w:hyperlink>
+      <w:r>
+        <w:rPr>
+          <w:lang w:val="en_US" w:bidi="en_US"/>
+        </w:rPr>
+        <w:t>Ezr 6:11</w:t>
+      </w:r>
       <w:r>
         <w:rPr>
           <w:lang w:val="en_US" w:bidi="en_US"/>
@@ -6644,36 +5966,24 @@
         </w:rPr>
         <w:t xml:space="preserve">, by missive </w:t>
       </w:r>
-      <w:hyperlink r:id="rId90">
-        <w:r>
-          <w:rPr>
-            <w:lang w:val="en_US" w:bidi="en_US"/>
-          </w:rPr>
-          <w:rPr>
-            <w:color w:val="0000EE"/>
-            <w:u w:val="single"/>
-          </w:rPr>
-          <w:t>5:7</w:t>
-        </w:r>
-      </w:hyperlink>
+      <w:r>
+        <w:rPr>
+          <w:lang w:val="en_US" w:bidi="en_US"/>
+        </w:rPr>
+        <w:t>5:7</w:t>
+      </w:r>
       <w:r>
         <w:rPr>
           <w:lang w:val="en_US" w:bidi="en_US"/>
         </w:rPr>
         <w:t xml:space="preserve">, from king </w:t>
       </w:r>
-      <w:hyperlink r:id="rId27">
-        <w:r>
-          <w:rPr>
-            <w:lang w:val="en_US" w:bidi="en_US"/>
-          </w:rPr>
-          <w:rPr>
-            <w:color w:val="0000EE"/>
-            <w:u w:val="single"/>
-          </w:rPr>
-          <w:t>4:17</w:t>
-        </w:r>
-      </w:hyperlink>
+      <w:r>
+        <w:rPr>
+          <w:lang w:val="en_US" w:bidi="en_US"/>
+        </w:rPr>
+        <w:t>4:17</w:t>
+      </w:r>
       <w:r>
         <w:rPr>
           <w:lang w:val="en_US" w:bidi="en_US"/>
@@ -6704,18 +6014,12 @@
         </w:rPr>
         <w:t xml:space="preserve">), in answer </w:t>
       </w:r>
-      <w:hyperlink r:id="rId91">
-        <w:r>
-          <w:rPr>
-            <w:lang w:val="en_US" w:bidi="en_US"/>
-          </w:rPr>
-          <w:rPr>
-            <w:color w:val="0000EE"/>
-            <w:u w:val="single"/>
-          </w:rPr>
-          <w:t>5:11</w:t>
-        </w:r>
-      </w:hyperlink>
+      <w:r>
+        <w:rPr>
+          <w:lang w:val="en_US" w:bidi="en_US"/>
+        </w:rPr>
+        <w:t>5:11</w:t>
+      </w:r>
       <w:r>
         <w:rPr>
           <w:lang w:val="en_US" w:bidi="en_US"/>
@@ -6759,36 +6063,24 @@
         </w:rPr>
         <w:t xml:space="preserve"> </w:t>
       </w:r>
-      <w:hyperlink r:id="rId89">
-        <w:r>
-          <w:rPr>
-            <w:lang w:val="en_US" w:bidi="en_US"/>
-          </w:rPr>
-          <w:rPr>
-            <w:color w:val="0000EE"/>
-            <w:u w:val="single"/>
-          </w:rPr>
-          <w:t>Dn 3:16</w:t>
-        </w:r>
-      </w:hyperlink>
+      <w:r>
+        <w:rPr>
+          <w:lang w:val="en_US" w:bidi="en_US"/>
+        </w:rPr>
+        <w:t>Dn 3:16</w:t>
+      </w:r>
       <w:r>
         <w:rPr>
           <w:lang w:val="en_US" w:bidi="en_US"/>
         </w:rPr>
         <w:t xml:space="preserve">, </w:t>
       </w:r>
-      <w:hyperlink r:id="rId92">
-        <w:r>
-          <w:rPr>
-            <w:lang w:val="en_US" w:bidi="en_US"/>
-          </w:rPr>
-          <w:rPr>
-            <w:color w:val="0000EE"/>
-            <w:u w:val="single"/>
-          </w:rPr>
-          <w:t>4:14</w:t>
-        </w:r>
-      </w:hyperlink>
+      <w:r>
+        <w:rPr>
+          <w:lang w:val="en_US" w:bidi="en_US"/>
+        </w:rPr>
+        <w:t>4:14</w:t>
+      </w:r>
       <w:r>
         <w:rPr>
           <w:lang w:val="en_US" w:bidi="en_US"/>
@@ -6938,18 +6230,12 @@
         </w:rPr>
         <w:t xml:space="preserve"> </w:t>
       </w:r>
-      <w:hyperlink r:id="rId93">
-        <w:r>
-          <w:rPr>
-            <w:lang w:val="en_US" w:bidi="en_US"/>
-          </w:rPr>
-          <w:rPr>
-            <w:color w:val="0000EE"/>
-            <w:u w:val="single"/>
-          </w:rPr>
-          <w:t>Dn 6:11</w:t>
-        </w:r>
-      </w:hyperlink>
+      <w:r>
+        <w:rPr>
+          <w:lang w:val="en_US" w:bidi="en_US"/>
+        </w:rPr>
+        <w:t>Dn 6:11</w:t>
+      </w:r>
       <w:r>
         <w:rPr>
           <w:lang w:val="en_US" w:bidi="en_US"/>
@@ -7237,36 +6523,24 @@
         </w:rPr>
         <w:t xml:space="preserve"> </w:t>
       </w:r>
-      <w:hyperlink r:id="rId94">
-        <w:r>
-          <w:rPr>
-            <w:lang w:val="en_US" w:bidi="en_US"/>
-          </w:rPr>
-          <w:rPr>
-            <w:color w:val="0000EE"/>
-            <w:u w:val="single"/>
-          </w:rPr>
-          <w:t>Dn 3:1</w:t>
-        </w:r>
-      </w:hyperlink>
+      <w:r>
+        <w:rPr>
+          <w:lang w:val="en_US" w:bidi="en_US"/>
+        </w:rPr>
+        <w:t>Dn 3:1</w:t>
+      </w:r>
       <w:r>
         <w:rPr>
           <w:lang w:val="en_US" w:bidi="en_US"/>
         </w:rPr>
         <w:t xml:space="preserve">, </w:t>
       </w:r>
-      <w:hyperlink r:id="rId95">
-        <w:r>
-          <w:rPr>
-            <w:lang w:val="en_US" w:bidi="en_US"/>
-          </w:rPr>
-          <w:rPr>
-            <w:color w:val="0000EE"/>
-            <w:u w:val="single"/>
-          </w:rPr>
-          <w:t>Ezr 6:3</w:t>
-        </w:r>
-      </w:hyperlink>
+      <w:r>
+        <w:rPr>
+          <w:lang w:val="en_US" w:bidi="en_US"/>
+        </w:rPr>
+        <w:t>Ezr 6:3</w:t>
+      </w:r>
       <w:r>
         <w:rPr>
           <w:lang w:val="en_US" w:bidi="en_US"/>
